--- a/Maryland/Pediactric-Hypoglycemia.docx
+++ b/Maryland/Pediactric-Hypoglycemia.docx
@@ -1572,7 +1572,6 @@
       </w:r>
       <w:bookmarkEnd w:id="4"/>
       <w:bookmarkEnd w:id="5"/>
-      <w:proofErr w:type="spellStart"/>
       <w:r>
         <w:rPr>
           <w:b/>
@@ -1583,7 +1582,6 @@
         </w:rPr>
         <w:t>ey</w:t>
       </w:r>
-      <w:proofErr w:type="spellEnd"/>
     </w:p>
     <w:p>
       <w:r>
@@ -2060,14 +2058,12 @@
             <w:r>
               <w:t xml:space="preserve">Cannabis </w:t>
             </w:r>
-            <w:proofErr w:type="spellStart"/>
             <w:r>
               <w:t>s</w:t>
             </w:r>
             <w:r>
               <w:t>se</w:t>
             </w:r>
-            <w:proofErr w:type="spellEnd"/>
           </w:p>
         </w:tc>
       </w:tr>
@@ -4265,23 +4261,7 @@
         </w:numPr>
       </w:pPr>
       <w:r>
-        <w:t>A can of soda (</w:t>
-      </w:r>
-      <w:proofErr w:type="spellStart"/>
-      <w:r>
-        <w:t>8oz</w:t>
-      </w:r>
-      <w:proofErr w:type="spellEnd"/>
-      <w:r>
-        <w:t xml:space="preserve"> or </w:t>
-      </w:r>
-      <w:proofErr w:type="spellStart"/>
-      <w:r>
-        <w:t>240mL</w:t>
-      </w:r>
-      <w:proofErr w:type="spellEnd"/>
-      <w:r>
-        <w:t>)</w:t>
+        <w:t>A can of soda (8oz or 240mL)</w:t>
       </w:r>
     </w:p>
     <w:p>
@@ -4293,23 +4273,7 @@
         </w:numPr>
       </w:pPr>
       <w:r>
-        <w:t>Half cup of fruit juice (</w:t>
-      </w:r>
-      <w:proofErr w:type="spellStart"/>
-      <w:r>
-        <w:t>4oz</w:t>
-      </w:r>
-      <w:proofErr w:type="spellEnd"/>
-      <w:r>
-        <w:t xml:space="preserve"> or </w:t>
-      </w:r>
-      <w:proofErr w:type="spellStart"/>
-      <w:r>
-        <w:t>120mL</w:t>
-      </w:r>
-      <w:proofErr w:type="spellEnd"/>
-      <w:r>
-        <w:t>) *</w:t>
+        <w:t>Half cup of fruit juice (4oz or 120mL) *</w:t>
       </w:r>
     </w:p>
     <w:p>
